--- a/bt2.docx
+++ b/bt2.docx
@@ -15,7 +15,7 @@
           <w:szCs w:val="26"/>
           <w:rFonts w:ascii="Times New Roman" w:cs="Times New Roman" w:eastAsia="Times New Roman" w:hAnsi="Times New Roman"/>
         </w:rPr>
-        <w:t xml:space="preserve">Nhiệm vụ 1: Phân tích Use Case &amp; Xác định yếu tố UI (Bước 1)</w:t>
+        <w:t xml:space="preserve">Nhiệm vụ 1: Phân tích Use Case và Xác định Yếu tố UI (Bước 1)</w:t>
       </w:r>
     </w:p>
     <w:p>
@@ -29,7 +29,7 @@
           <w:szCs w:val="24"/>
           <w:rFonts w:ascii="Times New Roman" w:cs="Times New Roman" w:eastAsia="Times New Roman" w:hAnsi="Times New Roman"/>
         </w:rPr>
-        <w:t xml:space="preserve">Đối tượng người dùng mục tiêu của tính năng này là bệnh nhân mãn tính, phần lớn là người lớn tuổi có thị lực suy giảm, phản xạ chậm và dễ bối rối trước các giao diện phức tạp. Do đó, các thành phần UI phải được tối ưu chuẩn Clarity (rõ ràng) và Accessibility.</w:t>
+        <w:t xml:space="preserve">Dựa trên kịch bản Use Case do BA bàn giao, nhóm người dùng mục tiêu của tính năng này là bệnh nhân mãn tính, phần lớn là người cao tuổi với thị lực suy giảm và phản xạ thao tác chậm. Do đó, việc xác định các yếu tố UI phải đảm bảo tính rõ ràng (Clarity) và tính tối giản (Simplicity).</w:t>
       </w:r>
     </w:p>
     <w:p>
@@ -43,7 +43,7 @@
           <w:szCs w:val="24"/>
           <w:rFonts w:ascii="Times New Roman" w:cs="Times New Roman" w:eastAsia="Times New Roman" w:hAnsi="Times New Roman"/>
         </w:rPr>
-        <w:t xml:space="preserve">Dựa trên kịch bản Use Case do BA bàn giao, việc phân tích Actor và quy hoạch các thành phần giao diện (UI Elements) được thực hiện cụ thể như sau:</w:t>
+        <w:t xml:space="preserve">Xác định Actor chính và thành phần UI tương ứng cho từng chức năng trong luồng tương tác:</w:t>
       </w:r>
     </w:p>
     <w:p>
@@ -62,7 +62,7 @@
           <w:szCs w:val="24"/>
           <w:rFonts w:ascii="Times New Roman" w:cs="Times New Roman" w:eastAsia="Times New Roman" w:hAnsi="Times New Roman"/>
         </w:rPr>
-        <w:t xml:space="preserve">Actor chính: Bệnh nhân (đặc biệt là bệnh nhân lớn tuổi đang điều trị bệnh mãn tính).</w:t>
+        <w:t xml:space="preserve">Actor chính: Bệnh nhân (người lớn tuổi sử dụng ứng dụng RikkeiCare) và Hệ thống RikkeiCare (tác nhân ngầm kích hoạt thông báo theo mốc thời gian đã cài đặt).</w:t>
       </w:r>
     </w:p>
     <w:p>
@@ -81,7 +81,7 @@
           <w:szCs w:val="24"/>
           <w:rFonts w:ascii="Times New Roman" w:cs="Times New Roman" w:eastAsia="Times New Roman" w:hAnsi="Times New Roman"/>
         </w:rPr>
-        <w:t xml:space="preserve">Thành phần UI (a) - Khối hiển thị tên thuốc: Sử dụng dạng thẻ Pop-up Modal hoặc Card nổi bật ở nửa trên màn hình chính. Cỡ chữ tên thuốc tối thiểu 18-20pt, phông chữ Sans-serif chân phương, màu tương phản cao (chữ đen/xanh đậm trên nền trắng) kèm biểu tượng viên thuốc trực quan.</w:t>
+        <w:t xml:space="preserve">(a) Khối hiển thị tên thuốc: Sử dụng UI Component là Popup Dialog / Modal Card đặt chính giữa màn hình với nền mờ overlay bên dưới để thu hút sự chú ý. Tên thuốc được hiển thị bằng Typography chuẩn accessibility (chữ in đậm, kích thước tối thiểu 22sp-24sp, độ tương phản tương thích WCAG AAA) kèm biểu tượng viên thuốc trực quan.</w:t>
       </w:r>
     </w:p>
     <w:p>
@@ -100,7 +100,7 @@
           <w:szCs w:val="24"/>
           <w:rFonts w:ascii="Times New Roman" w:cs="Times New Roman" w:eastAsia="Times New Roman" w:hAnsi="Times New Roman"/>
         </w:rPr>
-        <w:t xml:space="preserve">Thành phần UI (b) - Nút phản hồi 'Đã uống': Sử dụng thiết kế dạng Primary Button với chiều cao tối thiểu 52px (đạt chuẩn touch target), màu xanh lá cây hoặc xanh dương tạo cảm giác an tâm, chữ viết hoa đậm 'ĐÃ UỐNG' căn giữa.</w:t>
+        <w:t xml:space="preserve">(b) Nút phản hồi 'Đã uống': Sử dụng UI Component là Primary Button (CTA Button) có kích thước lớn (chiều cao tối thiểu 56dp, tràn chiều ngang Popup), màu nền nổi bật (xanh lục đại diện cho hoàn thành/an toàn), chữ in hoa 'ĐÃ UỐNG' cỡ 20sp để người già bấm dễ dàng không bị nhầm lẫn.</w:t>
       </w:r>
     </w:p>
     <w:tbl>
@@ -140,7 +140,7 @@
                 <w:szCs w:val="22"/>
                 <w:rFonts w:ascii="Times New Roman" w:cs="Times New Roman" w:eastAsia="Times New Roman" w:hAnsi="Times New Roman"/>
               </w:rPr>
-              <w:t xml:space="preserve">Thành phần</w:t>
+              <w:t xml:space="preserve">Thành phần nghiệp vụ</w:t>
             </w:r>
           </w:p>
         </w:tc>
@@ -162,7 +162,7 @@
                 <w:szCs w:val="22"/>
                 <w:rFonts w:ascii="Times New Roman" w:cs="Times New Roman" w:eastAsia="Times New Roman" w:hAnsi="Times New Roman"/>
               </w:rPr>
-              <w:t xml:space="preserve">Thực thể UI</w:t>
+              <w:t xml:space="preserve">Actor thực hiện</w:t>
             </w:r>
           </w:p>
         </w:tc>
@@ -184,7 +184,7 @@
                 <w:szCs w:val="22"/>
                 <w:rFonts w:ascii="Times New Roman" w:cs="Times New Roman" w:eastAsia="Times New Roman" w:hAnsi="Times New Roman"/>
               </w:rPr>
-              <w:t xml:space="preserve">Thông số thiết kế &amp; Trải nghiệm (UX/UI)</w:t>
+              <w:t xml:space="preserve">Thành phần UI đề xuất</w:t>
             </w:r>
           </w:p>
         </w:tc>
@@ -206,7 +206,7 @@
                 <w:szCs w:val="22"/>
                 <w:rFonts w:ascii="Times New Roman" w:cs="Times New Roman" w:eastAsia="Times New Roman" w:hAnsi="Times New Roman"/>
               </w:rPr>
-              <w:t xml:space="preserve">Mục tiêu đáp ứng</w:t>
+              <w:t xml:space="preserve">Đặc tính thiết kế (Clarity &amp; Usability)</w:t>
             </w:r>
           </w:p>
         </w:tc>
@@ -227,7 +227,7 @@
                 <w:szCs w:val="22"/>
                 <w:rFonts w:ascii="Times New Roman" w:cs="Times New Roman" w:eastAsia="Times New Roman" w:hAnsi="Times New Roman"/>
               </w:rPr>
-              <w:t xml:space="preserve">Actor</w:t>
+              <w:t xml:space="preserve">Tự động kích hoạt nhắc nhở</w:t>
             </w:r>
           </w:p>
         </w:tc>
@@ -246,7 +246,7 @@
                 <w:szCs w:val="22"/>
                 <w:rFonts w:ascii="Times New Roman" w:cs="Times New Roman" w:eastAsia="Times New Roman" w:hAnsi="Times New Roman"/>
               </w:rPr>
-              <w:t xml:space="preserve">Bệnh nhân lớn tuổi</w:t>
+              <w:t xml:space="preserve">Hệ thống RikkeiCare</w:t>
             </w:r>
           </w:p>
         </w:tc>
@@ -265,7 +265,7 @@
                 <w:szCs w:val="22"/>
                 <w:rFonts w:ascii="Times New Roman" w:cs="Times New Roman" w:eastAsia="Times New Roman" w:hAnsi="Times New Roman"/>
               </w:rPr>
-              <w:t xml:space="preserve">Người dùng mắt kém, thao tác tay hay run, sợ ấn nhầm</w:t>
+              <w:t xml:space="preserve">Modal Overlay + Audio Alert</w:t>
             </w:r>
           </w:p>
         </w:tc>
@@ -284,7 +284,7 @@
                 <w:szCs w:val="22"/>
                 <w:rFonts w:ascii="Times New Roman" w:cs="Times New Roman" w:eastAsia="Times New Roman" w:hAnsi="Times New Roman"/>
               </w:rPr>
-              <w:t xml:space="preserve">Tối ưu trải nghiệm Accessibility</w:t>
+              <w:t xml:space="preserve">Làm mờ nền 50%, phát âm thanh nhẹ nhàng để gây chú ý</w:t>
             </w:r>
           </w:p>
         </w:tc>
@@ -305,7 +305,7 @@
                 <w:szCs w:val="22"/>
                 <w:rFonts w:ascii="Times New Roman" w:cs="Times New Roman" w:eastAsia="Times New Roman" w:hAnsi="Times New Roman"/>
               </w:rPr>
-              <w:t xml:space="preserve">Khối hiển thị tên thuốc</w:t>
+              <w:t xml:space="preserve">Hiển thị thông tin tên thuốc &amp; liều lượng</w:t>
             </w:r>
           </w:p>
         </w:tc>
@@ -324,7 +324,7 @@
                 <w:szCs w:val="22"/>
                 <w:rFonts w:ascii="Times New Roman" w:cs="Times New Roman" w:eastAsia="Times New Roman" w:hAnsi="Times New Roman"/>
               </w:rPr>
-              <w:t xml:space="preserve">Card Notification / Pop-up Banner</w:t>
+              <w:t xml:space="preserve">Bệnh nhân xem</w:t>
             </w:r>
           </w:p>
         </w:tc>
@@ -343,7 +343,7 @@
                 <w:szCs w:val="22"/>
                 <w:rFonts w:ascii="Times New Roman" w:cs="Times New Roman" w:eastAsia="Times New Roman" w:hAnsi="Times New Roman"/>
               </w:rPr>
-              <w:t xml:space="preserve">Font size &gt;= 18pt, Bold, có Icon minh họa, hiển thị tên thuốc + liều dùng (ví dụ: 'Amlodipin 5mg - 1 viên')</w:t>
+              <w:t xml:space="preserve">Card Content Block (Typography 24sp)</w:t>
             </w:r>
           </w:p>
         </w:tc>
@@ -362,7 +362,7 @@
                 <w:szCs w:val="22"/>
                 <w:rFonts w:ascii="Times New Roman" w:cs="Times New Roman" w:eastAsia="Times New Roman" w:hAnsi="Times New Roman"/>
               </w:rPr>
-              <w:t xml:space="preserve">Đảm bảo nguyên tắc Clarity (To, rõ, đọc được ngay không cần kính)</w:t>
+              <w:t xml:space="preserve">Chữ đen/xanh đậm trên nền trắng, bổ sung icon viên thuốc sinh động</w:t>
             </w:r>
           </w:p>
         </w:tc>
@@ -383,7 +383,7 @@
                 <w:szCs w:val="22"/>
                 <w:rFonts w:ascii="Times New Roman" w:cs="Times New Roman" w:eastAsia="Times New Roman" w:hAnsi="Times New Roman"/>
               </w:rPr>
-              <w:t xml:space="preserve">Nút phản hồi</w:t>
+              <w:t xml:space="preserve">Phản hồi hoàn tất uống thuốc</w:t>
             </w:r>
           </w:p>
         </w:tc>
@@ -402,7 +402,7 @@
                 <w:szCs w:val="22"/>
                 <w:rFonts w:ascii="Times New Roman" w:cs="Times New Roman" w:eastAsia="Times New Roman" w:hAnsi="Times New Roman"/>
               </w:rPr>
-              <w:t xml:space="preserve">Button Primary (CTA)</w:t>
+              <w:t xml:space="preserve">Bệnh nhân bấm</w:t>
             </w:r>
           </w:p>
         </w:tc>
@@ -421,7 +421,7 @@
                 <w:szCs w:val="22"/>
                 <w:rFonts w:ascii="Times New Roman" w:cs="Times New Roman" w:eastAsia="Times New Roman" w:hAnsi="Times New Roman"/>
               </w:rPr>
-              <w:t xml:space="preserve">Kích thước lớn (min 52px height), viền bo góc nhẹ, màu sắc nổi bật, nhãn chữ 'ĐÃ UỐNG'</w:t>
+              <w:t xml:space="preserve">Full-width Primary Button</w:t>
             </w:r>
           </w:p>
         </w:tc>
@@ -440,7 +440,7 @@
                 <w:szCs w:val="22"/>
                 <w:rFonts w:ascii="Times New Roman" w:cs="Times New Roman" w:eastAsia="Times New Roman" w:hAnsi="Times New Roman"/>
               </w:rPr>
-              <w:t xml:space="preserve">Đảm bảo nguyên tắc Simplicity (1 hành động duy nhất, dễ ấn)</w:t>
+              <w:t xml:space="preserve">Nút xanh lục #2E7D32, chiều cao 56dp, padding rộng, dễ bấm bằng ngón tay trỏ/cái</w:t>
             </w:r>
           </w:p>
         </w:tc>
@@ -464,7 +464,7 @@
           <w:szCs w:val="26"/>
           <w:rFonts w:ascii="Times New Roman" w:cs="Times New Roman" w:eastAsia="Times New Roman" w:hAnsi="Times New Roman"/>
         </w:rPr>
-        <w:t xml:space="preserve">Nhiệm vụ 2: Vẽ Wireframe theo luồng tương tác (Bước 2)</w:t>
+        <w:t xml:space="preserve">Nhiệm vụ 2: Thiết kế Bố cục Wireframe theo Luồng (Bước 2)</w:t>
       </w:r>
     </w:p>
     <w:p>
@@ -478,255 +478,36 @@
           <w:szCs w:val="24"/>
           <w:rFonts w:ascii="Times New Roman" w:cs="Times New Roman" w:eastAsia="Times New Roman" w:hAnsi="Times New Roman"/>
         </w:rPr>
-        <w:t xml:space="preserve">Luồng thiết kế màn hình được thể hiện qua 2 trạng thái Wireframe nối tiếp nhau, đính kèm khối thông báo nhắc thuốc vào vùng trung tâm màn hình chính của ứng dụng RikkeiCare.</w:t>
-      </w:r>
-    </w:p>
-    <w:p>
-      <w:pPr>
-        <w:pStyle w:val="ListParagraph"/>
-        <w:numPr>
-          <w:ilvl w:val="0"/>
-          <w:numId w:val="1"/>
-        </w:numPr>
-        <w:spacing w:after="80" w:line="276"/>
-      </w:pPr>
-      <w:r>
-        <w:rPr>
-          <w:color w:val="000000"/>
-          <w:sz w:val="24"/>
-          <w:szCs w:val="24"/>
-          <w:rFonts w:ascii="Times New Roman" w:cs="Times New Roman" w:eastAsia="Times New Roman" w:hAnsi="Times New Roman"/>
-        </w:rPr>
-        <w:t xml:space="preserve">Khung Wireframe 1 (Thông báo xuất hiện): Màn hình chính mờ nhẹ (overlay background), khối thông báo nhắc uống thuốc hiện lên nổi bật ở giữa. Nội dung hiển thị: '[BIỂU TƯỢNG VIÊN THUỐC] ĐẾN GIỜ UỐNG THUỐC! - Tên thuốc: Amlodipin 5mg (1 viên)'. Ngay bên dưới là nút 'ĐÃ UỐNG' màu xanh, kích thước lớn tràn ngang khối thông báo.</w:t>
-      </w:r>
-    </w:p>
-    <w:p>
-      <w:pPr>
-        <w:pStyle w:val="ListParagraph"/>
-        <w:numPr>
-          <w:ilvl w:val="0"/>
-          <w:numId w:val="1"/>
-        </w:numPr>
-        <w:spacing w:after="80" w:line="276"/>
-      </w:pPr>
-      <w:r>
-        <w:rPr>
-          <w:color w:val="000000"/>
-          <w:sz w:val="24"/>
-          <w:szCs w:val="24"/>
-          <w:rFonts w:ascii="Times New Roman" w:cs="Times New Roman" w:eastAsia="Times New Roman" w:hAnsi="Times New Roman"/>
-        </w:rPr>
-        <w:t xml:space="preserve">Khung Wireframe 2 (Sau khi nhấn 'Đã uống'): Khối thông báo nhắc thuốc đóng lại, hệ thống hiển thị thanh Toast xác nhận ngắn gọn ở góc dưới màn hình trong 2 giây: 'Đã ghi nhận bạn uống thuốc lúc 08:00'. Màn hình chính RikkeiCare trở lại trạng thái bình thường.</w:t>
-      </w:r>
-    </w:p>
-    <w:tbl>
-      <w:tblPr>
-        <w:tblW w:type="pct" w:w="100%"/>
-        <w:tblBorders>
-          <w:top w:val="single" w:color="auto" w:sz="4"/>
-          <w:left w:val="single" w:color="auto" w:sz="4"/>
-          <w:bottom w:val="single" w:color="auto" w:sz="4"/>
-          <w:right w:val="single" w:color="auto" w:sz="4"/>
-          <w:insideH w:val="single" w:color="auto" w:sz="4"/>
-          <w:insideV w:val="single" w:color="auto" w:sz="4"/>
-        </w:tblBorders>
-      </w:tblPr>
-      <w:tblGrid>
-        <w:gridCol w:w="100"/>
-        <w:gridCol w:w="100"/>
-        <w:gridCol w:w="100"/>
-      </w:tblGrid>
-      <w:tr>
-        <w:tc>
-          <w:tcPr>
-            <w:shd w:fill="F1F5F9"/>
-          </w:tcPr>
-          <w:p>
-            <w:pPr>
-              <w:spacing w:before="80" w:after="80"/>
-              <w:jc w:val="center"/>
-            </w:pPr>
-            <w:r>
-              <w:rPr>
-                <w:b/>
-                <w:bCs/>
-                <w:color w:val="000000"/>
-                <w:sz w:val="22"/>
-                <w:szCs w:val="22"/>
-                <w:rFonts w:ascii="Times New Roman" w:cs="Times New Roman" w:eastAsia="Times New Roman" w:hAnsi="Times New Roman"/>
-              </w:rPr>
-              <w:t xml:space="preserve">Trạng thái Wireframe</w:t>
-            </w:r>
-          </w:p>
-        </w:tc>
-        <w:tc>
-          <w:tcPr>
-            <w:shd w:fill="F1F5F9"/>
-          </w:tcPr>
-          <w:p>
-            <w:pPr>
-              <w:spacing w:before="80" w:after="80"/>
-              <w:jc w:val="center"/>
-            </w:pPr>
-            <w:r>
-              <w:rPr>
-                <w:b/>
-                <w:bCs/>
-                <w:color w:val="000000"/>
-                <w:sz w:val="22"/>
-                <w:szCs w:val="22"/>
-                <w:rFonts w:ascii="Times New Roman" w:cs="Times New Roman" w:eastAsia="Times New Roman" w:hAnsi="Times New Roman"/>
-              </w:rPr>
-              <w:t xml:space="preserve">Mô tả chi tiết giao diện</w:t>
-            </w:r>
-          </w:p>
-        </w:tc>
-        <w:tc>
-          <w:tcPr>
-            <w:shd w:fill="F1F5F9"/>
-          </w:tcPr>
-          <w:p>
-            <w:pPr>
-              <w:spacing w:before="80" w:after="80"/>
-              <w:jc w:val="center"/>
-            </w:pPr>
-            <w:r>
-              <w:rPr>
-                <w:b/>
-                <w:bCs/>
-                <w:color w:val="000000"/>
-                <w:sz w:val="22"/>
-                <w:szCs w:val="22"/>
-                <w:rFonts w:ascii="Times New Roman" w:cs="Times New Roman" w:eastAsia="Times New Roman" w:hAnsi="Times New Roman"/>
-              </w:rPr>
-              <w:t xml:space="preserve">Hành động của người dùng</w:t>
-            </w:r>
-          </w:p>
-        </w:tc>
-      </w:tr>
-      <w:tr>
-        <w:tc>
-          <w:tcPr>
-            <w:shd w:fill="FFFFFF"/>
-          </w:tcPr>
-          <w:p>
-            <w:pPr>
-              <w:spacing w:before="60" w:after="60"/>
-            </w:pPr>
-            <w:r>
-              <w:rPr>
-                <w:color w:val="000000"/>
-                <w:sz w:val="22"/>
-                <w:szCs w:val="22"/>
-                <w:rFonts w:ascii="Times New Roman" w:cs="Times New Roman" w:eastAsia="Times New Roman" w:hAnsi="Times New Roman"/>
-              </w:rPr>
-              <w:t xml:space="preserve">Khung 1: Pop-up nhắc uống thuốc</w:t>
-            </w:r>
-          </w:p>
-        </w:tc>
-        <w:tc>
-          <w:tcPr>
-            <w:shd w:fill="FFFFFF"/>
-          </w:tcPr>
-          <w:p>
-            <w:pPr>
-              <w:spacing w:before="60" w:after="60"/>
-            </w:pPr>
-            <w:r>
-              <w:rPr>
-                <w:color w:val="000000"/>
-                <w:sz w:val="22"/>
-                <w:szCs w:val="22"/>
-                <w:rFonts w:ascii="Times New Roman" w:cs="Times New Roman" w:eastAsia="Times New Roman" w:hAnsi="Times New Roman"/>
-              </w:rPr>
-              <w:t xml:space="preserve">Màn hình chính bị mờ đi. Ở giữa xuất hiện bảng thông báo màu trắng, viền xám nhẹ: Tiêu đề 'NHẮC UỐNG THUỐC', chữ to 'Amlodipin 5mg - 1 viên'. Nút bấm to màu xanh chữ trắng: [ ĐÃ UỐNG ]</w:t>
-            </w:r>
-          </w:p>
-        </w:tc>
-        <w:tc>
-          <w:tcPr>
-            <w:shd w:fill="FFFFFF"/>
-          </w:tcPr>
-          <w:p>
-            <w:pPr>
-              <w:spacing w:before="60" w:after="60"/>
-            </w:pPr>
-            <w:r>
-              <w:rPr>
-                <w:color w:val="000000"/>
-                <w:sz w:val="22"/>
-                <w:szCs w:val="22"/>
-                <w:rFonts w:ascii="Times New Roman" w:cs="Times New Roman" w:eastAsia="Times New Roman" w:hAnsi="Times New Roman"/>
-              </w:rPr>
-              <w:t xml:space="preserve">Bệnh nhân xem thông báo và chạm vào nút [ ĐÃ UỐNG ]</w:t>
-            </w:r>
-          </w:p>
-        </w:tc>
-      </w:tr>
-      <w:tr>
-        <w:tc>
-          <w:tcPr>
-            <w:shd w:fill="FAFAFA"/>
-          </w:tcPr>
-          <w:p>
-            <w:pPr>
-              <w:spacing w:before="60" w:after="60"/>
-            </w:pPr>
-            <w:r>
-              <w:rPr>
-                <w:color w:val="000000"/>
-                <w:sz w:val="22"/>
-                <w:szCs w:val="22"/>
-                <w:rFonts w:ascii="Times New Roman" w:cs="Times New Roman" w:eastAsia="Times New Roman" w:hAnsi="Times New Roman"/>
-              </w:rPr>
-              <w:t xml:space="preserve">Khung 2: Đóng thông báo &amp; Xác nhận</w:t>
-            </w:r>
-          </w:p>
-        </w:tc>
-        <w:tc>
-          <w:tcPr>
-            <w:shd w:fill="FAFAFA"/>
-          </w:tcPr>
-          <w:p>
-            <w:pPr>
-              <w:spacing w:before="60" w:after="60"/>
-            </w:pPr>
-            <w:r>
-              <w:rPr>
-                <w:color w:val="000000"/>
-                <w:sz w:val="22"/>
-                <w:szCs w:val="22"/>
-                <w:rFonts w:ascii="Times New Roman" w:cs="Times New Roman" w:eastAsia="Times New Roman" w:hAnsi="Times New Roman"/>
-              </w:rPr>
-              <w:t xml:space="preserve">Pop-up biến mất. Màn hình chính trở lại bình thường. Xuất hiện một ô thông báo nhỏ màu xanh lá ở phía dưới: '✓ Đã ghi nhận lịch uống thuốc thành công!'</w:t>
-            </w:r>
-          </w:p>
-        </w:tc>
-        <w:tc>
-          <w:tcPr>
-            <w:shd w:fill="FAFAFA"/>
-          </w:tcPr>
-          <w:p>
-            <w:pPr>
-              <w:spacing w:before="60" w:after="60"/>
-            </w:pPr>
-            <w:r>
-              <w:rPr>
-                <w:color w:val="000000"/>
-                <w:sz w:val="22"/>
-                <w:szCs w:val="22"/>
-                <w:rFonts w:ascii="Times New Roman" w:cs="Times New Roman" w:eastAsia="Times New Roman" w:hAnsi="Times New Roman"/>
-              </w:rPr>
-              <w:t xml:space="preserve">Bệnh nhân hoàn thành công việc và tiếp tục dùng ứng dụng</w:t>
-            </w:r>
-          </w:p>
-        </w:tc>
-      </w:tr>
-    </w:tbl>
-    <w:p>
-      <w:pPr>
-        <w:spacing w:after="160"/>
-      </w:pPr>
+        <w:t xml:space="preserve">Luồng giao diện được thiết kế nối tiếp 2 khung Wireframe vào vùng không gian trống trên màn hình chính hiện trạng của ứng dụng RikkeiCare:</w:t>
+      </w:r>
+    </w:p>
+    <w:p>
+      <w:pPr>
+        <w:spacing w:after="120" w:line="276"/>
+      </w:pPr>
+      <w:r>
+        <w:rPr>
+          <w:color w:val="000000"/>
+          <w:sz w:val="24"/>
+          <w:szCs w:val="24"/>
+          <w:rFonts w:ascii="Times New Roman" w:cs="Times New Roman" w:eastAsia="Times New Roman" w:hAnsi="Times New Roman"/>
+        </w:rPr>
+        <w:t xml:space="preserve">Khung Wireframe 1 — Thông báo nhắc thuốc vừa hiện lên: Nền màn hình chính RikkeiCare hiện tại bị phủ lớp màu tối mờ (dim background). Giữa màn hình xuất hiện một hộp thông báo nổi (Dialog Popup) góc bo 16px. Phần trên cùng có icon biểu tượng đồng hồ báo thức kèm tiêu đề 'ĐẾN GIỜ UỐNG THUỐC'. Nhãn thông tin chính giữa hiển thị tên thuốc 'Amlodipine 5mg' cỡ chữ 24sp in đậm, bên dưới là dòng chú thích liều lượng '1 viên - Uống sau bữa ăn sáng'. Phía dưới cùng của Popup là duy nhất 01 nút bấm màu xanh lục với nhãn chữ 'ĐÃ UỐNG' cỡ lớn.</w:t>
+      </w:r>
+    </w:p>
+    <w:p>
+      <w:pPr>
+        <w:spacing w:after="120" w:line="276"/>
+      </w:pPr>
+      <w:r>
+        <w:rPr>
+          <w:color w:val="000000"/>
+          <w:sz w:val="24"/>
+          <w:szCs w:val="24"/>
+          <w:rFonts w:ascii="Times New Roman" w:cs="Times New Roman" w:eastAsia="Times New Roman" w:hAnsi="Times New Roman"/>
+        </w:rPr>
+        <w:t xml:space="preserve">Khung Wireframe 2 — Màn hình sau khi bấm 'Đã uống': Ngay sau khi bệnh nhân chạm vào nút 'Đã uống', hộp thông báo Popup lập tức đóng lại, trả lại giao diện màn hình chính RikkeiCare. Ở phía trên cùng màn hình xuất hiện một thanh thông báo Toast màu xanh dương nhạt trong 3 giây với nội dung: 'Đã ghi nhận: Bạn đã uống Amlodipine 5mg lúc 08:00' kèm tích xanh. Khối 'Lịch trình hôm nay' trên màn hình chính cập nhật trạng thái liều thuốc này thành 'Đã hoàn thành'.</w:t>
+      </w:r>
     </w:p>
     <w:p>
       <w:pPr>
@@ -741,7 +522,7 @@
           <w:szCs w:val="26"/>
           <w:rFonts w:ascii="Times New Roman" w:cs="Times New Roman" w:eastAsia="Times New Roman" w:hAnsi="Times New Roman"/>
         </w:rPr>
-        <w:t xml:space="preserve">Nhiệm vụ 3: Tinh chỉnh theo nguyên tắc UI và Định luật Hick (Bước 3)</w:t>
+        <w:t xml:space="preserve">Nhiệm vụ 3: Tinh chỉnh UI theo Nguyên tắc Usability và Định luật Hick (Bước 3)</w:t>
       </w:r>
     </w:p>
     <w:p>
@@ -755,7 +536,7 @@
           <w:szCs w:val="24"/>
           <w:rFonts w:ascii="Times New Roman" w:cs="Times New Roman" w:eastAsia="Times New Roman" w:hAnsi="Times New Roman"/>
         </w:rPr>
-        <w:t xml:space="preserve">Định luật Hick (Hick's Law) chỉ ra rằng: Thời gian đưa ra quyết định của một người sẽ tăng lên theo tỷ lệ thuận với số lượng lựa chọn hiển thị trước mắt họ (T = b * log2(n + 1)).</w:t>
+        <w:t xml:space="preserve">Theo Định luật Hick (Hick's Law), thời gian cần thiết để một người đưa ra quyết định tăng theo tỷ lệ thuận với số lượng và độ phức tạp của các lựa chọn được cung cấp.</w:t>
       </w:r>
     </w:p>
     <w:p>
@@ -769,65 +550,7 @@
           <w:szCs w:val="24"/>
           <w:rFonts w:ascii="Times New Roman" w:cs="Times New Roman" w:eastAsia="Times New Roman" w:hAnsi="Times New Roman"/>
         </w:rPr>
-        <w:t xml:space="preserve">Nếu thiết kế giao diện bằng cách thêm 4-5 nút lựa chọn phản hồi (ví dụ: 'Đã uống', 'Chưa uống', 'Nhắc lại sau 15 phút', 'Bỏ qua lần này', 'Đã uống một nửa') thay vì chỉ có 1 nút 'Đã uống', điều này sẽ gây ra tình trạng quá tải nhận thức (cognitive overload) nghiêm trọng cho bệnh nhân lớn tuổi. Họ sẽ cảm thấy bối rối, mất nhiều thời gian đọc từng tùy chọn, lo sợ bấm sai dẫn đến việc trì hoãn hoặc bỏ qua không phản hồi thông báo.</w:t>
-      </w:r>
-    </w:p>
-    <w:p>
-      <w:pPr>
-        <w:spacing w:after="120" w:line="276"/>
-      </w:pPr>
-      <w:r>
-        <w:rPr>
-          <w:color w:val="000000"/>
-          <w:sz w:val="24"/>
-          <w:szCs w:val="24"/>
-          <w:rFonts w:ascii="Times New Roman" w:cs="Times New Roman" w:eastAsia="Times New Roman" w:hAnsi="Times New Roman"/>
-        </w:rPr>
-        <w:t xml:space="preserve">Do đó, việc tối giản giao diện với chỉ 1 lựa chọn duy nhất 'Đã uống' giúp loại bỏ hoàn toàn do dự, giúp người lớn tuổi phản hồi chính xác trong chưa đầy 1 giây, đáp ứng hoàn hảo nguyên tắc Simplicity trong thiết kế UI/UX.</w:t>
-      </w:r>
-    </w:p>
-    <w:p>
-      <w:pPr>
-        <w:spacing w:before="240" w:after="120"/>
-      </w:pPr>
-      <w:r>
-        <w:rPr>
-          <w:b/>
-          <w:bCs/>
-          <w:color w:val="000000"/>
-          <w:sz w:val="26"/>
-          <w:szCs w:val="26"/>
-          <w:rFonts w:ascii="Times New Roman" w:cs="Times New Roman" w:eastAsia="Times New Roman" w:hAnsi="Times New Roman"/>
-        </w:rPr>
-        <w:t xml:space="preserve">Đánh giá sơ đồ thiết kế và Hướng dẫn mở trên Draw.io</w:t>
-      </w:r>
-    </w:p>
-    <w:p>
-      <w:pPr>
-        <w:spacing w:after="120" w:line="276"/>
-      </w:pPr>
-      <w:r>
-        <w:rPr>
-          <w:color w:val="000000"/>
-          <w:sz w:val="24"/>
-          <w:szCs w:val="24"/>
-          <w:rFonts w:ascii="Times New Roman" w:cs="Times New Roman" w:eastAsia="Times New Roman" w:hAnsi="Times New Roman"/>
-        </w:rPr>
-        <w:t xml:space="preserve">Sơ đồ Activity Diagram thể hiện trọn vẹn luồng tương tác và chuyển đổi trạng thái hệ thống đã được biên soạn theo chuẩn UML 2.0. Mã Mermaid trực quan cũng được tích hợp giúp xem nhanh trong các môi trường hỗ trợ.</w:t>
-      </w:r>
-    </w:p>
-    <w:p>
-      <w:pPr>
-        <w:spacing w:after="120" w:line="276"/>
-      </w:pPr>
-      <w:r>
-        <w:rPr>
-          <w:color w:val="000000"/>
-          <w:sz w:val="24"/>
-          <w:szCs w:val="24"/>
-          <w:rFonts w:ascii="Times New Roman" w:cs="Times New Roman" w:eastAsia="Times New Roman" w:hAnsi="Times New Roman"/>
-        </w:rPr>
-        <w:t xml:space="preserve">File thiết kế sơ đồ dạng chuẩn '.drawio' đã được kết xuất và sẵn sàng để tải lên Draw.io (diagrams.net) phục vụ công tác chỉnh sửa hoặc trình bày chuyên sâu.</w:t>
+        <w:t xml:space="preserve">Nếu thiết kế thêm 4-5 nút lựa chọn phản hồi (như 'Đã uống', 'Bỏ qua', 'Nhắc lại sau 15 phút', 'Chưa mua kịp thuốc', 'Báo bác sĩ') thay vì chỉ 1 nút 'Đã uống', bệnh nhân lớn tuổi sẽ rơi vào trạng thái quá tải nhận thức (cognitive overload), dễ bối rối khi mắt mờ không đọc hết các lựa chọn, dẫn đến bấm nhầm nút hoặc tắt ứng dụng mà không hoàn thành việc ghi nhận uống thuốc.</w:t>
       </w:r>
     </w:p>
     <w:sectPr>

--- a/bt2.docx
+++ b/bt2.docx
@@ -15,7 +15,7 @@
           <w:szCs w:val="26"/>
           <w:rFonts w:ascii="Times New Roman" w:cs="Times New Roman" w:eastAsia="Times New Roman" w:hAnsi="Times New Roman"/>
         </w:rPr>
-        <w:t xml:space="preserve">Nhiệm vụ 1: Phân tích Use Case và Xác định Yếu tố UI (Bước 1)</w:t>
+        <w:t xml:space="preserve">Nhiệm vụ 1: Phân tích Use Case và Xác định yếu tố UI (Bước 1)</w:t>
       </w:r>
     </w:p>
     <w:p>
@@ -29,7 +29,7 @@
           <w:szCs w:val="24"/>
           <w:rFonts w:ascii="Times New Roman" w:cs="Times New Roman" w:eastAsia="Times New Roman" w:hAnsi="Times New Roman"/>
         </w:rPr>
-        <w:t xml:space="preserve">Dựa trên kịch bản Use Case do BA bàn giao, nhóm người dùng mục tiêu của tính năng này là bệnh nhân mãn tính, phần lớn là người cao tuổi với thị lực suy giảm và phản xạ thao tác chậm. Do đó, việc xác định các yếu tố UI phải đảm bảo tính rõ ràng (Clarity) và tính tối giản (Simplicity).</w:t>
+        <w:t xml:space="preserve">Để thiết kế một tính năng thực sự hiệu quả cho đối tượng người lớn tuổi (bệnh nhân mãn tính), em đã phân tích kỹ kịch bản sử dụng (Use Case) do BA bàn giao nhằm chuyển đổi chính xác sang các thành phần giao diện (UI Elements).</w:t>
       </w:r>
     </w:p>
     <w:p>
@@ -43,7 +43,7 @@
           <w:szCs w:val="24"/>
           <w:rFonts w:ascii="Times New Roman" w:cs="Times New Roman" w:eastAsia="Times New Roman" w:hAnsi="Times New Roman"/>
         </w:rPr>
-        <w:t xml:space="preserve">Xác định Actor chính và thành phần UI tương ứng cho từng chức năng trong luồng tương tác:</w:t>
+        <w:t xml:space="preserve">Đặc thù của người lớn tuổi là thị lực suy giảm (viễn thị, đục thủy tinh thể nhẹ) và khả năng phản xạ, xử lý thông tin trên màn hình cảm ứng chậm hơn người trẻ. Do đó, các yếu tố UI cần được tối giản hóa tối đa và tăng kích thước hiển thị.</w:t>
       </w:r>
     </w:p>
     <w:p>
@@ -62,7 +62,7 @@
           <w:szCs w:val="24"/>
           <w:rFonts w:ascii="Times New Roman" w:cs="Times New Roman" w:eastAsia="Times New Roman" w:hAnsi="Times New Roman"/>
         </w:rPr>
-        <w:t xml:space="preserve">Actor chính: Bệnh nhân (người lớn tuổi sử dụng ứng dụng RikkeiCare) và Hệ thống RikkeiCare (tác nhân ngầm kích hoạt thông báo theo mốc thời gian đã cài đặt).</w:t>
+        <w:t xml:space="preserve">Tác nhân (Actor): Bệnh nhân mãn tính (Đa phần là người lớn tuổi cần sự hỗ trợ nhắc nhở chính xác).</w:t>
       </w:r>
     </w:p>
     <w:p>
@@ -81,7 +81,7 @@
           <w:szCs w:val="24"/>
           <w:rFonts w:ascii="Times New Roman" w:cs="Times New Roman" w:eastAsia="Times New Roman" w:hAnsi="Times New Roman"/>
         </w:rPr>
-        <w:t xml:space="preserve">(a) Khối hiển thị tên thuốc: Sử dụng UI Component là Popup Dialog / Modal Card đặt chính giữa màn hình với nền mờ overlay bên dưới để thu hút sự chú ý. Tên thuốc được hiển thị bằng Typography chuẩn accessibility (chữ in đậm, kích thước tối thiểu 22sp-24sp, độ tương phản tương thích WCAG AAA) kèm biểu tượng viên thuốc trực quan.</w:t>
+        <w:t xml:space="preserve">Thành phần UI cho khối hiển thị tên thuốc (a): Sử dụng một Card Container có độ tương phản cao, tiêu đề thuốc viết hoa, cỡ chữ tối thiểu 22px, kèm icon minh họa trực quan (hình viên thuốc) để người dùng nhận diện ngay lập tức mà không cần đọc kỹ từng chữ.</w:t>
       </w:r>
     </w:p>
     <w:p>
@@ -100,7 +100,37 @@
           <w:szCs w:val="24"/>
           <w:rFonts w:ascii="Times New Roman" w:cs="Times New Roman" w:eastAsia="Times New Roman" w:hAnsi="Times New Roman"/>
         </w:rPr>
-        <w:t xml:space="preserve">(b) Nút phản hồi 'Đã uống': Sử dụng UI Component là Primary Button (CTA Button) có kích thước lớn (chiều cao tối thiểu 56dp, tràn chiều ngang Popup), màu nền nổi bật (xanh lục đại diện cho hoàn thành/an toàn), chữ in hoa 'ĐÃ UỐNG' cỡ 20sp để người già bấm dễ dàng không bị nhầm lẫn.</w:t>
+        <w:t xml:space="preserve">Thành phần UI cho nút phản hồi 'Đã uống' (b): Thiết kế dưới dạng nút bấm vật lý giả lập (Button) có kích thước lớn (chiều cao tối thiểu 56dp để dễ chạm trúng), sử dụng màu sắc tương phản mạnh (Xanh lá cây - biểu trưng cho sự hoàn thành/an toàn) và chữ trên nút có cỡ 20px Bold.</w:t>
+      </w:r>
+    </w:p>
+    <w:p>
+      <w:pPr>
+        <w:spacing w:before="240" w:after="120"/>
+      </w:pPr>
+      <w:r>
+        <w:rPr>
+          <w:b/>
+          <w:bCs/>
+          <w:color w:val="000000"/>
+          <w:sz w:val="26"/>
+          <w:szCs w:val="26"/>
+          <w:rFonts w:ascii="Times New Roman" w:cs="Times New Roman" w:eastAsia="Times New Roman" w:hAnsi="Times New Roman"/>
+        </w:rPr>
+        <w:t xml:space="preserve">Nhiệm vụ 2: Thiết kế Wireframe theo luồng tương tác (Bước 2)</w:t>
+      </w:r>
+    </w:p>
+    <w:p>
+      <w:pPr>
+        <w:spacing w:after="120" w:line="276"/>
+      </w:pPr>
+      <w:r>
+        <w:rPr>
+          <w:color w:val="000000"/>
+          <w:sz w:val="24"/>
+          <w:szCs w:val="24"/>
+          <w:rFonts w:ascii="Times New Roman" w:cs="Times New Roman" w:eastAsia="Times New Roman" w:hAnsi="Times New Roman"/>
+        </w:rPr>
+        <w:t xml:space="preserve">Dưới đây là bảng đặc tả chi tiết luồng tương tác từ lúc thông báo nhắc nhở xuất hiện cho đến khi bệnh nhân xác nhận thành công. Thiết kế này đảm bảo tính nhất quán và không gây bất kỳ sự bối rối nào cho người dùng lớn tuổi.</w:t>
       </w:r>
     </w:p>
     <w:tbl>
@@ -140,7 +170,7 @@
                 <w:szCs w:val="22"/>
                 <w:rFonts w:ascii="Times New Roman" w:cs="Times New Roman" w:eastAsia="Times New Roman" w:hAnsi="Times New Roman"/>
               </w:rPr>
-              <w:t xml:space="preserve">Thành phần nghiệp vụ</w:t>
+              <w:t xml:space="preserve">Bước</w:t>
             </w:r>
           </w:p>
         </w:tc>
@@ -162,7 +192,7 @@
                 <w:szCs w:val="22"/>
                 <w:rFonts w:ascii="Times New Roman" w:cs="Times New Roman" w:eastAsia="Times New Roman" w:hAnsi="Times New Roman"/>
               </w:rPr>
-              <w:t xml:space="preserve">Actor thực hiện</w:t>
+              <w:t xml:space="preserve">Trạng thái màn hình</w:t>
             </w:r>
           </w:p>
         </w:tc>
@@ -184,7 +214,7 @@
                 <w:szCs w:val="22"/>
                 <w:rFonts w:ascii="Times New Roman" w:cs="Times New Roman" w:eastAsia="Times New Roman" w:hAnsi="Times New Roman"/>
               </w:rPr>
-              <w:t xml:space="preserve">Thành phần UI đề xuất</w:t>
+              <w:t xml:space="preserve">Mô tả chi tiết thành phần UI</w:t>
             </w:r>
           </w:p>
         </w:tc>
@@ -206,7 +236,7 @@
                 <w:szCs w:val="22"/>
                 <w:rFonts w:ascii="Times New Roman" w:cs="Times New Roman" w:eastAsia="Times New Roman" w:hAnsi="Times New Roman"/>
               </w:rPr>
-              <w:t xml:space="preserve">Đặc tính thiết kế (Clarity &amp; Usability)</w:t>
+              <w:t xml:space="preserve">Nguyên tắc UI áp dụng</w:t>
             </w:r>
           </w:p>
         </w:tc>
@@ -227,7 +257,7 @@
                 <w:szCs w:val="22"/>
                 <w:rFonts w:ascii="Times New Roman" w:cs="Times New Roman" w:eastAsia="Times New Roman" w:hAnsi="Times New Roman"/>
               </w:rPr>
-              <w:t xml:space="preserve">Tự động kích hoạt nhắc nhở</w:t>
+              <w:t xml:space="preserve">1</w:t>
             </w:r>
           </w:p>
         </w:tc>
@@ -246,7 +276,7 @@
                 <w:szCs w:val="22"/>
                 <w:rFonts w:ascii="Times New Roman" w:cs="Times New Roman" w:eastAsia="Times New Roman" w:hAnsi="Times New Roman"/>
               </w:rPr>
-              <w:t xml:space="preserve">Hệ thống RikkeiCare</w:t>
+              <w:t xml:space="preserve">Thông báo nhắc thuốc hiện lên (Frame 1)</w:t>
             </w:r>
           </w:p>
         </w:tc>
@@ -265,7 +295,7 @@
                 <w:szCs w:val="22"/>
                 <w:rFonts w:ascii="Times New Roman" w:cs="Times New Roman" w:eastAsia="Times New Roman" w:hAnsi="Times New Roman"/>
               </w:rPr>
-              <w:t xml:space="preserve">Modal Overlay + Audio Alert</w:t>
+              <w:t xml:space="preserve">Một Pop-up Modal xuất hiện đè lên màn hình chính, làm mờ toàn bộ phần nền phía sau (giúp tập trung chú ý). Tiêu đề: 'ĐẾN GIỜ UỐNG THUỐC!' (Màu đỏ/cam cảnh báo, 24px). Tên thuốc: 'Amlodipine 5mg' (22px Bold). Liều lượng: 'Uống 1 viên sau ăn' (18px). Nút bấm duy nhất: 'ĐÃ UỐNG' (Màu xanh lá, chiếm 90% chiều ngang màn hình).</w:t>
             </w:r>
           </w:p>
         </w:tc>
@@ -284,7 +314,7 @@
                 <w:szCs w:val="22"/>
                 <w:rFonts w:ascii="Times New Roman" w:cs="Times New Roman" w:eastAsia="Times New Roman" w:hAnsi="Times New Roman"/>
               </w:rPr>
-              <w:t xml:space="preserve">Làm mờ nền 50%, phát âm thanh nhẹ nhàng để gây chú ý</w:t>
+              <w:t xml:space="preserve">Clarity (Rõ ràng): Chữ to, phân cấp thông tin rõ rệt. Simplicity (Đơn giản): Chỉ có duy nhất 1 nút hành động, không có nút 'Bỏ qua' hay 'Hẹn giờ lại' gây phân tâm.</w:t>
             </w:r>
           </w:p>
         </w:tc>
@@ -305,7 +335,7 @@
                 <w:szCs w:val="22"/>
                 <w:rFonts w:ascii="Times New Roman" w:cs="Times New Roman" w:eastAsia="Times New Roman" w:hAnsi="Times New Roman"/>
               </w:rPr>
-              <w:t xml:space="preserve">Hiển thị thông tin tên thuốc &amp; liều lượng</w:t>
+              <w:t xml:space="preserve">2</w:t>
             </w:r>
           </w:p>
         </w:tc>
@@ -324,7 +354,7 @@
                 <w:szCs w:val="22"/>
                 <w:rFonts w:ascii="Times New Roman" w:cs="Times New Roman" w:eastAsia="Times New Roman" w:hAnsi="Times New Roman"/>
               </w:rPr>
-              <w:t xml:space="preserve">Bệnh nhân xem</w:t>
+              <w:t xml:space="preserve">Sau khi nhấn 'Đã uống' (Frame 2)</w:t>
             </w:r>
           </w:p>
         </w:tc>
@@ -343,7 +373,7 @@
                 <w:szCs w:val="22"/>
                 <w:rFonts w:ascii="Times New Roman" w:cs="Times New Roman" w:eastAsia="Times New Roman" w:hAnsi="Times New Roman"/>
               </w:rPr>
-              <w:t xml:space="preserve">Card Content Block (Typography 24sp)</w:t>
+              <w:t xml:space="preserve">Pop-up Modal lập tức đóng lại, trả lại giao diện màn hình chính RikkeiCare. Một thanh thông báo trạng thái (Toast Message) xuất hiện ở góc dưới màn hình với nội dung: 'Đã ghi nhận lịch sử uống thuốc lúc 08:00' kèm icon tích xanh. Thanh này tự động biến mất sau 3 giây.</w:t>
             </w:r>
           </w:p>
         </w:tc>
@@ -362,85 +392,7 @@
                 <w:szCs w:val="22"/>
                 <w:rFonts w:ascii="Times New Roman" w:cs="Times New Roman" w:eastAsia="Times New Roman" w:hAnsi="Times New Roman"/>
               </w:rPr>
-              <w:t xml:space="preserve">Chữ đen/xanh đậm trên nền trắng, bổ sung icon viên thuốc sinh động</w:t>
-            </w:r>
-          </w:p>
-        </w:tc>
-      </w:tr>
-      <w:tr>
-        <w:tc>
-          <w:tcPr>
-            <w:shd w:fill="FFFFFF"/>
-          </w:tcPr>
-          <w:p>
-            <w:pPr>
-              <w:spacing w:before="60" w:after="60"/>
-            </w:pPr>
-            <w:r>
-              <w:rPr>
-                <w:color w:val="000000"/>
-                <w:sz w:val="22"/>
-                <w:szCs w:val="22"/>
-                <w:rFonts w:ascii="Times New Roman" w:cs="Times New Roman" w:eastAsia="Times New Roman" w:hAnsi="Times New Roman"/>
-              </w:rPr>
-              <w:t xml:space="preserve">Phản hồi hoàn tất uống thuốc</w:t>
-            </w:r>
-          </w:p>
-        </w:tc>
-        <w:tc>
-          <w:tcPr>
-            <w:shd w:fill="FFFFFF"/>
-          </w:tcPr>
-          <w:p>
-            <w:pPr>
-              <w:spacing w:before="60" w:after="60"/>
-            </w:pPr>
-            <w:r>
-              <w:rPr>
-                <w:color w:val="000000"/>
-                <w:sz w:val="22"/>
-                <w:szCs w:val="22"/>
-                <w:rFonts w:ascii="Times New Roman" w:cs="Times New Roman" w:eastAsia="Times New Roman" w:hAnsi="Times New Roman"/>
-              </w:rPr>
-              <w:t xml:space="preserve">Bệnh nhân bấm</w:t>
-            </w:r>
-          </w:p>
-        </w:tc>
-        <w:tc>
-          <w:tcPr>
-            <w:shd w:fill="FFFFFF"/>
-          </w:tcPr>
-          <w:p>
-            <w:pPr>
-              <w:spacing w:before="60" w:after="60"/>
-            </w:pPr>
-            <w:r>
-              <w:rPr>
-                <w:color w:val="000000"/>
-                <w:sz w:val="22"/>
-                <w:szCs w:val="22"/>
-                <w:rFonts w:ascii="Times New Roman" w:cs="Times New Roman" w:eastAsia="Times New Roman" w:hAnsi="Times New Roman"/>
-              </w:rPr>
-              <w:t xml:space="preserve">Full-width Primary Button</w:t>
-            </w:r>
-          </w:p>
-        </w:tc>
-        <w:tc>
-          <w:tcPr>
-            <w:shd w:fill="FFFFFF"/>
-          </w:tcPr>
-          <w:p>
-            <w:pPr>
-              <w:spacing w:before="60" w:after="60"/>
-            </w:pPr>
-            <w:r>
-              <w:rPr>
-                <w:color w:val="000000"/>
-                <w:sz w:val="22"/>
-                <w:szCs w:val="22"/>
-                <w:rFonts w:ascii="Times New Roman" w:cs="Times New Roman" w:eastAsia="Times New Roman" w:hAnsi="Times New Roman"/>
-              </w:rPr>
-              <w:t xml:space="preserve">Nút xanh lục #2E7D32, chiều cao 56dp, padding rộng, dễ bấm bằng ngón tay trỏ/cái</w:t>
+              <w:t xml:space="preserve">Feedback (Phản hồi tức thì): Giúp người lớn tuổi an tâm rằng hành động của họ đã được hệ thống ghi nhận thành công, không sợ bị bấm trượt.</w:t>
             </w:r>
           </w:p>
         </w:tc>
@@ -464,7 +416,7 @@
           <w:szCs w:val="26"/>
           <w:rFonts w:ascii="Times New Roman" w:cs="Times New Roman" w:eastAsia="Times New Roman" w:hAnsi="Times New Roman"/>
         </w:rPr>
-        <w:t xml:space="preserve">Nhiệm vụ 2: Thiết kế Bố cục Wireframe theo Luồng (Bước 2)</w:t>
+        <w:t xml:space="preserve">Nhiệm vụ 3: Tinh chỉnh thiết kế theo Định luật Hick và Nguyên tắc Simplicity (Bước 3)</w:t>
       </w:r>
     </w:p>
     <w:p>
@@ -478,7 +430,7 @@
           <w:szCs w:val="24"/>
           <w:rFonts w:ascii="Times New Roman" w:cs="Times New Roman" w:eastAsia="Times New Roman" w:hAnsi="Times New Roman"/>
         </w:rPr>
-        <w:t xml:space="preserve">Luồng giao diện được thiết kế nối tiếp 2 khung Wireframe vào vùng không gian trống trên màn hình chính hiện trạng của ứng dụng RikkeiCare:</w:t>
+        <w:t xml:space="preserve">Định luật Hick phát biểu rằng: 'Thời gian để đưa ra quyết định tăng lên theo số lượng và độ phức tạp của các lựa chọn'. Áp dụng định luật này vào đối tượng người lớn tuổi sử dụng RikkeiCare, em xin đưa ra nhận định như sau:</w:t>
       </w:r>
     </w:p>
     <w:p>
@@ -492,21 +444,7 @@
           <w:szCs w:val="24"/>
           <w:rFonts w:ascii="Times New Roman" w:cs="Times New Roman" w:eastAsia="Times New Roman" w:hAnsi="Times New Roman"/>
         </w:rPr>
-        <w:t xml:space="preserve">Khung Wireframe 1 — Thông báo nhắc thuốc vừa hiện lên: Nền màn hình chính RikkeiCare hiện tại bị phủ lớp màu tối mờ (dim background). Giữa màn hình xuất hiện một hộp thông báo nổi (Dialog Popup) góc bo 16px. Phần trên cùng có icon biểu tượng đồng hồ báo thức kèm tiêu đề 'ĐẾN GIỜ UỐNG THUỐC'. Nhãn thông tin chính giữa hiển thị tên thuốc 'Amlodipine 5mg' cỡ chữ 24sp in đậm, bên dưới là dòng chú thích liều lượng '1 viên - Uống sau bữa ăn sáng'. Phía dưới cùng của Popup là duy nhất 01 nút bấm màu xanh lục với nhãn chữ 'ĐÃ UỐNG' cỡ lớn.</w:t>
-      </w:r>
-    </w:p>
-    <w:p>
-      <w:pPr>
-        <w:spacing w:after="120" w:line="276"/>
-      </w:pPr>
-      <w:r>
-        <w:rPr>
-          <w:color w:val="000000"/>
-          <w:sz w:val="24"/>
-          <w:szCs w:val="24"/>
-          <w:rFonts w:ascii="Times New Roman" w:cs="Times New Roman" w:eastAsia="Times New Roman" w:hAnsi="Times New Roman"/>
-        </w:rPr>
-        <w:t xml:space="preserve">Khung Wireframe 2 — Màn hình sau khi bấm 'Đã uống': Ngay sau khi bệnh nhân chạm vào nút 'Đã uống', hộp thông báo Popup lập tức đóng lại, trả lại giao diện màn hình chính RikkeiCare. Ở phía trên cùng màn hình xuất hiện một thanh thông báo Toast màu xanh dương nhạt trong 3 giây với nội dung: 'Đã ghi nhận: Bạn đã uống Amlodipine 5mg lúc 08:00' kèm tích xanh. Khối 'Lịch trình hôm nay' trên màn hình chính cập nhật trạng thái liều thuốc này thành 'Đã hoàn thành'.</w:t>
+        <w:t xml:space="preserve">Nếu chúng ta thêm vào 4-5 nút lựa chọn phản hồi (ví dụ: 'Đã uống', 'Uống sau 15 phút', 'Uống sau 30 phút', 'Bỏ qua liều này', 'Không uống') thay vì chỉ 1 nút 'Đã uống' duy nhất, bệnh nhân lớn tuổi sẽ rơi vào trạng thái quá tải nhận thức (Cognitive Overload) và tê liệt quyết định (Decision Paralysis). Họ sẽ bối rối không biết nên chọn nút nào, dễ bấm nhầm do các nút bị thu nhỏ lại để nhồi nhét vào màn hình, dẫn đến việc ghi nhận sai lệch dữ liệu y tế hoặc bỏ lỡ liều thuốc quan trọng.</w:t>
       </w:r>
     </w:p>
     <w:p>
@@ -522,7 +460,7 @@
           <w:szCs w:val="26"/>
           <w:rFonts w:ascii="Times New Roman" w:cs="Times New Roman" w:eastAsia="Times New Roman" w:hAnsi="Times New Roman"/>
         </w:rPr>
-        <w:t xml:space="preserve">Nhiệm vụ 3: Tinh chỉnh UI theo Nguyên tắc Usability và Định luật Hick (Bước 3)</w:t>
+        <w:t xml:space="preserve">Thiết kế Giao diện UI/UX trên Figma và Bảng đặc tả Wireframe</w:t>
       </w:r>
     </w:p>
     <w:p>
@@ -536,7 +474,7 @@
           <w:szCs w:val="24"/>
           <w:rFonts w:ascii="Times New Roman" w:cs="Times New Roman" w:eastAsia="Times New Roman" w:hAnsi="Times New Roman"/>
         </w:rPr>
-        <w:t xml:space="preserve">Theo Định luật Hick (Hick's Law), thời gian cần thiết để một người đưa ra quyết định tăng theo tỷ lệ thuận với số lượng và độ phức tạp của các lựa chọn được cung cấp.</w:t>
+        <w:t xml:space="preserve">Để hiện thực hóa lý thuyết trên, em đã xây dựng một Design System mini dành riêng cho người cao tuổi trên Figma, tuân thủ nghiêm ngặt tiêu chuẩn tiếp cận WCAG 2.1 AA về độ tương phản màu sắc (Color Contrast tối thiểu 4.5:1) và kích thước vùng chạm (Touch Target tối thiểu 48x48dp, ở đây em thiết kế hẳn 56dp).</w:t>
       </w:r>
     </w:p>
     <w:p>
@@ -550,7 +488,64 @@
           <w:szCs w:val="24"/>
           <w:rFonts w:ascii="Times New Roman" w:cs="Times New Roman" w:eastAsia="Times New Roman" w:hAnsi="Times New Roman"/>
         </w:rPr>
-        <w:t xml:space="preserve">Nếu thiết kế thêm 4-5 nút lựa chọn phản hồi (như 'Đã uống', 'Bỏ qua', 'Nhắc lại sau 15 phút', 'Chưa mua kịp thuốc', 'Báo bác sĩ') thay vì chỉ 1 nút 'Đã uống', bệnh nhân lớn tuổi sẽ rơi vào trạng thái quá tải nhận thức (cognitive overload), dễ bối rối khi mắt mờ không đọc hết các lựa chọn, dẫn đến bấm nhầm nút hoặc tắt ứng dụng mà không hoàn thành việc ghi nhận uống thuốc.</w:t>
+        <w:t xml:space="preserve">Giao diện sử dụng các khoảng trắng (White space) rộng rãi để mắt người già không bị mỏi khi điều tiết. Các icon đều có nhãn chữ đi kèm bên dưới để tránh việc người già phải 'đoán' ý nghĩa của biểu tượng.</w:t>
+      </w:r>
+    </w:p>
+    <w:p>
+      <w:pPr>
+        <w:pStyle w:val="ListParagraph"/>
+        <w:numPr>
+          <w:ilvl w:val="0"/>
+          <w:numId w:val="1"/>
+        </w:numPr>
+        <w:spacing w:after="80" w:line="276"/>
+      </w:pPr>
+      <w:r>
+        <w:rPr>
+          <w:color w:val="000000"/>
+          <w:sz w:val="24"/>
+          <w:szCs w:val="24"/>
+          <w:rFonts w:ascii="Times New Roman" w:cs="Times New Roman" w:eastAsia="Times New Roman" w:hAnsi="Times New Roman"/>
+        </w:rPr>
+        <w:t xml:space="preserve">Kích thước chữ (Typography): Sử dụng duy nhất một font chữ hệ thống không chân để tăng độ đọc hiểu. Không dùng các font chữ mảnh (Light/Thin).</w:t>
+      </w:r>
+    </w:p>
+    <w:p>
+      <w:pPr>
+        <w:pStyle w:val="ListParagraph"/>
+        <w:numPr>
+          <w:ilvl w:val="0"/>
+          <w:numId w:val="1"/>
+        </w:numPr>
+        <w:spacing w:after="80" w:line="276"/>
+      </w:pPr>
+      <w:r>
+        <w:rPr>
+          <w:color w:val="000000"/>
+          <w:sz w:val="24"/>
+          <w:szCs w:val="24"/>
+          <w:rFonts w:ascii="Times New Roman" w:cs="Times New Roman" w:eastAsia="Times New Roman" w:hAnsi="Times New Roman"/>
+        </w:rPr>
+        <w:t xml:space="preserve">Vùng chạm (Touch Target): Nút 'Đã uống' được thiết kế bo góc nhẹ (8px) để tạo cảm giác thân thiện, chiều cao nút là 56px, khoảng cách an toàn với các cạnh là 16px để tránh bấm nhầm ra ngoài.</w:t>
+      </w:r>
+    </w:p>
+    <w:p>
+      <w:pPr>
+        <w:pStyle w:val="ListParagraph"/>
+        <w:numPr>
+          <w:ilvl w:val="0"/>
+          <w:numId w:val="1"/>
+        </w:numPr>
+        <w:spacing w:after="80" w:line="276"/>
+      </w:pPr>
+      <w:r>
+        <w:rPr>
+          <w:color w:val="000000"/>
+          <w:sz w:val="24"/>
+          <w:szCs w:val="24"/>
+          <w:rFonts w:ascii="Times New Roman" w:cs="Times New Roman" w:eastAsia="Times New Roman" w:hAnsi="Times New Roman"/>
+        </w:rPr>
+        <w:t xml:space="preserve">Hiệu ứng chuyển cảnh (Transition): Pop-up xuất hiện nhẹ nhàng (Fade-in 200ms) để không làm người dùng giật mình, nhưng đủ dứt khoát để thu hút sự chú ý.</w:t>
       </w:r>
     </w:p>
     <w:sectPr>
